--- a/Versions-html-and-docx/section_synthese_v6.docx
+++ b/Versions-html-and-docx/section_synthese_v6.docx
@@ -4548,7 +4548,7 @@
         <w:rPr>
           <w:color w:val="1A237E"/>
         </w:rPr>
-        <w:t>6 Principes d'Orchestration Acoustique</w:t>
+        <w:t>9 Principes d'Orchestration Acoustique</w:t>
       </w:r>
     </w:p>
     <w:p>
@@ -4675,6 +4675,69 @@
           <w:sz w:val="20"/>
         </w:rPr>
         <w:t>Le masquage spectral — phénomène par lequel un instrument couvre acoustiquement un autre — est particulièrement risqué quand deux instruments partagent une zone vocalique similaire sans convergence formantique (Δ F1 entre 80 et 200 Hz). Dans cette zone grise, les spectres se chevauchent partiellement sans fusionner, créant une concurrence pour la même bande de fréquences. Paires à risque identifiées dans le corpus (Δ 80–200 Hz) : Clarinette Sib (463 Hz) + Alto (377 Hz) : Δ=86 Hz — ni fusion ni complémentarité claire. Basson (495 Hz) + Cor (388 Hz) : Δ=107 Hz — zone de concurrence /o/ ; fonctionne mieux comme convergence intentionnelle (voir principe 1). Cor (388 Hz) + Violon (506 Hz) : Δ=118 Hz — le cor peut couvrir le violon en nuance forte. Trombone basse (258 Hz) + Contrebasse (172 Hz) : Δ=86 Hz — les deux occupent /u/ sans fusionner. Trois stratégies d'évitement : Convergence intentionnelle (Δ ≤ 30 Hz) : pousser les deux instruments vers la fusion complète — le masquage se résout en couleur unique. Divergence intentionnelle (Δ ≥ 300 Hz) : zones spectrales assez éloignées pour coexister — lisibilité timbrale garantie. Différenciation dynamique ou de registre : deux instruments en zone /o/ placés à des dynamiques distinctes (p / f) ou dans des registres éloignés réduisent le chevauchement spectral effectif. Note : le masquage n'est pas toujours à éviter — utilisé intentionnellement, il peut créer un épaississement timbral recherché (tutti à cordes en doublures serrées). C'est un outil d'orchestration, pas seulement un risque.</w:t>
+      </w:r>
+    </w:p>
+    <w:p>
+      <w:pPr>
+        <w:pStyle w:val="Heading3"/>
+      </w:pPr>
+      <w:r>
+        <w:rPr>
+          <w:color w:val="4A148C"/>
+        </w:rPr>
+        <w:t>7. Les convergences sont spécifiques au registre</w:t>
+      </w:r>
+    </w:p>
+    <w:p>
+      <w:r>
+        <w:rPr>
+          <w:b w:val="0"/>
+          <w:i w:val="0"/>
+          <w:sz w:val="20"/>
+        </w:rPr>
+        <w:t>La moyenne globale masque des convergences formantiques qui n'existent que dans un registre particulier. Deux instruments peuvent diverger globalement mais fusionner parfaitement quand ils jouent dans un registre spécifique. Exemple démonstratif : le cor (F1 global = 431 Hz) et l'alto (F1 global = 355 Hz) divergent de 76 Hz — mais dans leur registre médium commun, F1 = 323 Hz des deux côtés (Δ = 0 Hz). De même, la clarinette en registre de gorge (F1 = 355 Hz) converge exactement avec le violon médium et aigu (F1 = 355 Hz) — fondement acoustique de la doublure clarinette-violon classique de Mozart et Brahms. Conséquence pratique : les doublures classiques fonctionnent parce que les compositeurs écrivent les instruments dans les registres où ils convergent. Une doublure cor-alto est efficace dans le médium mais pas nécessairement dans l'aigu. L'analyse par registre est donc plus pertinente que la moyenne globale pour prédire la qualité d'une doublure.</w:t>
+      </w:r>
+    </w:p>
+    <w:p>
+      <w:pPr>
+        <w:pStyle w:val="Heading3"/>
+      </w:pPr>
+      <w:r>
+        <w:rPr>
+          <w:color w:val="4A148C"/>
+        </w:rPr>
+        <w:t>8. Le « super-cluster » de registre médium</w:t>
+      </w:r>
+    </w:p>
+    <w:p>
+      <w:r>
+        <w:rPr>
+          <w:b w:val="0"/>
+          <w:i w:val="0"/>
+          <w:sz w:val="20"/>
+        </w:rPr>
+        <w:t>Quatre instruments de trois familles — flûte grave (F1=334 Hz), cor médium (F1=323 Hz), trompette médium (F1=323 Hz), alto médium (F1=323 Hz) — convergent dans une bande de 11 Hz autour de 323–334 Hz (zone /o/). Ce « super-cluster » transcende les familles instrumentales et explique pourquoi les tutti médium de l'orchestre romantique (Brahms, Tchaïkovsky) produisent une homogénéité timbrale remarquable malgré la diversité des sources. Autres convergences de registre remarquables : Clarinette chalumeau (215 Hz) + Trombone grave (215 Hz) : Δ=0 Hz — même zone /u/, une doublure à l'octave qui produit une fusion remarquable. Flûte médium (528 Hz) + Basson bas-médium (517 Hz) : Δ=11 Hz — fondement de la doublure flûte-basson à l'octave (Beethoven, Pastorale). Basson haut-médium (377 Hz) + Alto grave (366 Hz) : Δ=11 Hz — parenté timbrale basson-alto dans la zone /å/. Cor aigu (484 Hz) + Trompette grave (495 Hz) : Δ=11 Hz — convergence cuivres dans la zone /o/.</w:t>
+      </w:r>
+    </w:p>
+    <w:p>
+      <w:pPr>
+        <w:pStyle w:val="Heading3"/>
+      </w:pPr>
+      <w:r>
+        <w:rPr>
+          <w:color w:val="4A148C"/>
+        </w:rPr>
+        <w:t>9. Stabilité du Fp par registre — le centroïde comme signature timbrale</w:t>
+      </w:r>
+    </w:p>
+    <w:p>
+      <w:r>
+        <w:rPr>
+          <w:b w:val="0"/>
+          <w:i w:val="0"/>
+          <w:sz w:val="20"/>
+        </w:rPr>
+        <w:t>Le Fp varie peu d'un registre à l'autre pour un même instrument. Exemples : cor Fp = 698–724 Hz sur 4 registres (variation &amp;lt; 4 %), trombone Fp = 1 217–1 290 Hz (variation 6 %), violoncelle Fp = 965–1 020 Hz (variation 6 %). Cela confirme que le Fp capture une caractéristique structurelle de l'instrument — résonance du corps, du pavillon ou de la caisse — indépendante de la note jouée. Conséquence : les convergences Fp inter-instruments sont robustes quel que soit le registre. Le trombone (Fp ≈ 1 217–1 260 Hz) converge avec la contrebasse (Fp ≈ 1 283–1 297 Hz) dans tous les registres. Le basson (Fp ≈ 1 063–1 109 Hz) converge avec la trompette (Fp ≈ 1 043–1 088 Hz) de manière stable. Le Fp est donc la mesure la plus fiable pour prédire la fusion timbrale entre instruments à grande tessiture — là où F1 et F2 sont trop instables pour servir de référence.</w:t>
       </w:r>
     </w:p>
     <w:sectPr>

--- a/Versions-html-and-docx/section_synthese_v6.docx
+++ b/Versions-html-and-docx/section_synthese_v6.docx
@@ -1249,7 +1249,7 @@
       <w:r>
         <w:drawing>
           <wp:inline xmlns:a="http://schemas.openxmlformats.org/drawingml/2006/main" xmlns:pic="http://schemas.openxmlformats.org/drawingml/2006/picture">
-            <wp:extent cx="5943600" cy="5981739"/>
+            <wp:extent cx="5943600" cy="5826050"/>
             <wp:docPr id="7" name="Picture 7"/>
             <wp:cNvGraphicFramePr>
               <a:graphicFrameLocks noChangeAspect="1"/>
@@ -1270,7 +1270,7 @@
                   <pic:spPr>
                     <a:xfrm>
                       <a:off x="0" y="0"/>
-                      <a:ext cx="5943600" cy="5981739"/>
+                      <a:ext cx="5943600" cy="5826050"/>
                     </a:xfrm>
                     <a:prstGeom prst="rect"/>
                   </pic:spPr>
@@ -1300,7 +1300,7 @@
       <w:r>
         <w:drawing>
           <wp:inline xmlns:a="http://schemas.openxmlformats.org/drawingml/2006/main" xmlns:pic="http://schemas.openxmlformats.org/drawingml/2006/picture">
-            <wp:extent cx="5943600" cy="6239632"/>
+            <wp:extent cx="5943600" cy="6235616"/>
             <wp:docPr id="8" name="Picture 8"/>
             <wp:cNvGraphicFramePr>
               <a:graphicFrameLocks noChangeAspect="1"/>
@@ -1321,7 +1321,7 @@
                   <pic:spPr>
                     <a:xfrm>
                       <a:off x="0" y="0"/>
-                      <a:ext cx="5943600" cy="6239632"/>
+                      <a:ext cx="5943600" cy="6235616"/>
                     </a:xfrm>
                     <a:prstGeom prst="rect"/>
                   </pic:spPr>

--- a/Versions-html-and-docx/section_synthese_v6.docx
+++ b/Versions-html-and-docx/section_synthese_v6.docx
@@ -1249,7 +1249,7 @@
       <w:r>
         <w:drawing>
           <wp:inline xmlns:a="http://schemas.openxmlformats.org/drawingml/2006/main" xmlns:pic="http://schemas.openxmlformats.org/drawingml/2006/picture">
-            <wp:extent cx="5943600" cy="5708073"/>
+            <wp:extent cx="5943600" cy="5048865"/>
             <wp:docPr id="7" name="Picture 7"/>
             <wp:cNvGraphicFramePr>
               <a:graphicFrameLocks noChangeAspect="1"/>
@@ -1270,7 +1270,7 @@
                   <pic:spPr>
                     <a:xfrm>
                       <a:off x="0" y="0"/>
-                      <a:ext cx="5943600" cy="5708073"/>
+                      <a:ext cx="5943600" cy="5048865"/>
                     </a:xfrm>
                     <a:prstGeom prst="rect"/>
                   </pic:spPr>
@@ -1300,7 +1300,7 @@
       <w:r>
         <w:drawing>
           <wp:inline xmlns:a="http://schemas.openxmlformats.org/drawingml/2006/main" xmlns:pic="http://schemas.openxmlformats.org/drawingml/2006/picture">
-            <wp:extent cx="5943600" cy="6228934"/>
+            <wp:extent cx="5943600" cy="6415041"/>
             <wp:docPr id="8" name="Picture 8"/>
             <wp:cNvGraphicFramePr>
               <a:graphicFrameLocks noChangeAspect="1"/>
@@ -1321,7 +1321,7 @@
                   <pic:spPr>
                     <a:xfrm>
                       <a:off x="0" y="0"/>
-                      <a:ext cx="5943600" cy="6228934"/>
+                      <a:ext cx="5943600" cy="6415041"/>
                     </a:xfrm>
                     <a:prstGeom prst="rect"/>
                   </pic:spPr>
